--- a/Design Thinking UFR SATIC.docx
+++ b/Design Thinking UFR SATIC.docx
@@ -201,8 +201,6 @@
         </w:rPr>
         <w:t>—</w:t>
       </w:r>
-      <w:bookmarkStart w:id="0" w:name="_GoBack"/>
-      <w:bookmarkEnd w:id="0"/>
       <w:r>
         <w:rPr>
           <w:color w:val="444444"/>
@@ -4502,7 +4500,18 @@
           <w:szCs w:val="22"/>
           <w:lang w:val="fr-SN"/>
         </w:rPr>
-        <w:t>Persona 1 : M. Idrissa NDONG</w:t>
+        <w:t xml:space="preserve">Persona 1 : </w:t>
+      </w:r>
+      <w:r>
+        <w:rPr>
+          <w:b/>
+          <w:bCs/>
+          <w:color w:val="C55A11"/>
+          <w:sz w:val="22"/>
+          <w:szCs w:val="22"/>
+          <w:lang w:val="fr-SN"/>
+        </w:rPr>
+        <w:t>Abdoulaye NDIAYE</w:t>
       </w:r>
       <w:r>
         <w:rPr>
@@ -4594,8 +4603,13 @@
             </w:tcMar>
           </w:tcPr>
           <w:p>
-            <w:r>
-              <w:t>Idrissa Ndong</w:t>
+            <w:proofErr w:type="spellStart"/>
+            <w:r>
+              <w:t>Abdoulaye</w:t>
+            </w:r>
+            <w:proofErr w:type="spellEnd"/>
+            <w:r>
+              <w:t xml:space="preserve"> NDIAYE</w:t>
             </w:r>
           </w:p>
         </w:tc>
@@ -4650,7 +4664,7 @@
           </w:tcPr>
           <w:p>
             <w:r>
-              <w:t>??</w:t>
+              <w:t>50</w:t>
             </w:r>
           </w:p>
         </w:tc>
@@ -4883,6 +4897,7 @@
             </w:tcMar>
           </w:tcPr>
           <w:p>
+            <w:proofErr w:type="spellStart"/>
             <w:r>
               <w:rPr>
                 <w:b/>
@@ -4893,6 +4908,7 @@
               </w:rPr>
               <w:t>Comportements</w:t>
             </w:r>
+            <w:proofErr w:type="spellEnd"/>
           </w:p>
         </w:tc>
         <w:tc>
@@ -4995,7 +5011,19 @@
               <w:rPr>
                 <w:lang w:val="fr-SN"/>
               </w:rPr>
+              <w:t>« </w:t>
+            </w:r>
+            <w:r>
+              <w:rPr>
+                <w:lang w:val="fr-SN"/>
+              </w:rPr>
               <w:t>J’utilise Excel pour gérer les stocks, C’est très difficile de savoir qu’un article est en rupture de stock, j’ai souvent des problèmes d’inventaire.</w:t>
+            </w:r>
+            <w:r>
+              <w:rPr>
+                <w:lang w:val="fr-SN"/>
+              </w:rPr>
+              <w:t> »</w:t>
             </w:r>
           </w:p>
         </w:tc>
@@ -5025,7 +5053,7 @@
           <w:szCs w:val="22"/>
           <w:lang w:val="fr-SN"/>
         </w:rPr>
-        <w:t>Carte d'empathie — M. Idrissa Ndong</w:t>
+        <w:t xml:space="preserve">Carte d'empathie — </w:t>
       </w:r>
       <w:r>
         <w:rPr>
@@ -5036,29 +5064,7 @@
           <w:szCs w:val="22"/>
           <w:lang w:val="fr-SN"/>
         </w:rPr>
-        <w:t xml:space="preserve"> (Magasinier</w:t>
-      </w:r>
-      <w:r>
-        <w:rPr>
-          <w:b/>
-          <w:bCs/>
-          <w:color w:val="C55A11"/>
-          <w:sz w:val="22"/>
-          <w:szCs w:val="22"/>
-          <w:lang w:val="fr-SN"/>
-        </w:rPr>
-        <w:t xml:space="preserve"> / Gestionnaire de stock</w:t>
-      </w:r>
-      <w:r>
-        <w:rPr>
-          <w:b/>
-          <w:bCs/>
-          <w:color w:val="C55A11"/>
-          <w:sz w:val="22"/>
-          <w:szCs w:val="22"/>
-          <w:lang w:val="fr-SN"/>
-        </w:rPr>
-        <w:t>)</w:t>
+        <w:t>Abdoulaye NDIAYE</w:t>
       </w:r>
     </w:p>
     <w:p>
@@ -6469,7 +6475,42 @@
           <w:szCs w:val="26"/>
           <w:lang w:val="fr-SN"/>
         </w:rPr>
-        <w:t>Dr Diéry Ngom, Directeur Adjoint</w:t>
+        <w:t xml:space="preserve">Dr </w:t>
+      </w:r>
+      <w:proofErr w:type="spellStart"/>
+      <w:r>
+        <w:rPr>
+          <w:b/>
+          <w:bCs/>
+          <w:color w:val="C55A11"/>
+          <w:sz w:val="26"/>
+          <w:szCs w:val="26"/>
+          <w:lang w:val="fr-SN"/>
+        </w:rPr>
+        <w:t>Khadim</w:t>
+      </w:r>
+      <w:proofErr w:type="spellEnd"/>
+      <w:r>
+        <w:rPr>
+          <w:b/>
+          <w:bCs/>
+          <w:color w:val="C55A11"/>
+          <w:sz w:val="26"/>
+          <w:szCs w:val="26"/>
+          <w:lang w:val="fr-SN"/>
+        </w:rPr>
+        <w:t xml:space="preserve"> LO</w:t>
+      </w:r>
+      <w:r>
+        <w:rPr>
+          <w:b/>
+          <w:bCs/>
+          <w:color w:val="C55A11"/>
+          <w:sz w:val="26"/>
+          <w:szCs w:val="26"/>
+          <w:lang w:val="fr-SN"/>
+        </w:rPr>
+        <w:t>, Directeur Adjoint</w:t>
       </w:r>
     </w:p>
     <w:p>
@@ -6558,8 +6599,21 @@
             </w:tcMar>
           </w:tcPr>
           <w:p>
-            <w:r>
-              <w:t>Dr Diéry Ngom</w:t>
+            <w:proofErr w:type="spellStart"/>
+            <w:r>
+              <w:t>Dr</w:t>
+            </w:r>
+            <w:proofErr w:type="spellEnd"/>
+            <w:r>
+              <w:t xml:space="preserve"> </w:t>
+            </w:r>
+            <w:proofErr w:type="spellStart"/>
+            <w:r>
+              <w:t>Khadim</w:t>
+            </w:r>
+            <w:proofErr w:type="spellEnd"/>
+            <w:r>
+              <w:t xml:space="preserve"> LO</w:t>
             </w:r>
           </w:p>
         </w:tc>
@@ -6614,7 +6668,7 @@
           </w:tcPr>
           <w:p>
             <w:r>
-              <w:t>??</w:t>
+              <w:t>40</w:t>
             </w:r>
           </w:p>
         </w:tc>
@@ -6679,6 +6733,12 @@
               </w:rPr>
               <w:t>Directeur Adjoint</w:t>
             </w:r>
+            <w:r>
+              <w:rPr>
+                <w:lang w:val="fr-SN"/>
+              </w:rPr>
+              <w:t xml:space="preserve"> (Enseignants)</w:t>
+            </w:r>
           </w:p>
         </w:tc>
       </w:tr>
@@ -6853,6 +6913,7 @@
             </w:tcMar>
           </w:tcPr>
           <w:p>
+            <w:proofErr w:type="spellStart"/>
             <w:r>
               <w:rPr>
                 <w:b/>
@@ -6863,6 +6924,7 @@
               </w:rPr>
               <w:t>Comportements</w:t>
             </w:r>
+            <w:proofErr w:type="spellEnd"/>
           </w:p>
         </w:tc>
         <w:tc>
@@ -6996,7 +7058,42 @@
           <w:szCs w:val="26"/>
           <w:lang w:val="fr-SN"/>
         </w:rPr>
-        <w:t>Dr Diéry Ngom, Directeur Adjoint</w:t>
+        <w:t xml:space="preserve">Dr </w:t>
+      </w:r>
+      <w:proofErr w:type="spellStart"/>
+      <w:r>
+        <w:rPr>
+          <w:b/>
+          <w:bCs/>
+          <w:color w:val="C55A11"/>
+          <w:sz w:val="26"/>
+          <w:szCs w:val="26"/>
+          <w:lang w:val="fr-SN"/>
+        </w:rPr>
+        <w:t>Khadim</w:t>
+      </w:r>
+      <w:proofErr w:type="spellEnd"/>
+      <w:r>
+        <w:rPr>
+          <w:b/>
+          <w:bCs/>
+          <w:color w:val="C55A11"/>
+          <w:sz w:val="26"/>
+          <w:szCs w:val="26"/>
+          <w:lang w:val="fr-SN"/>
+        </w:rPr>
+        <w:t xml:space="preserve"> Lo</w:t>
+      </w:r>
+      <w:r>
+        <w:rPr>
+          <w:b/>
+          <w:bCs/>
+          <w:color w:val="C55A11"/>
+          <w:sz w:val="26"/>
+          <w:szCs w:val="26"/>
+          <w:lang w:val="fr-SN"/>
+        </w:rPr>
+        <w:t>, Directeur Adjoint</w:t>
       </w:r>
     </w:p>
     <w:p>
@@ -7800,6 +7897,12 @@
               </w:rPr>
               <w:t>Ruptures de stock</w:t>
             </w:r>
+            <w:r>
+              <w:rPr>
+                <w:lang w:val="fr-SN"/>
+              </w:rPr>
+              <w:t xml:space="preserve"> intempestifs</w:t>
+            </w:r>
           </w:p>
         </w:tc>
         <w:tc>
@@ -8077,7 +8180,13 @@
               <w:rPr>
                 <w:lang w:val="fr-SN"/>
               </w:rPr>
-              <w:t>Gestion manuelle peut efficace</w:t>
+              <w:t>Gestion manuelle peu</w:t>
+            </w:r>
+            <w:r>
+              <w:rPr>
+                <w:lang w:val="fr-SN"/>
+              </w:rPr>
+              <w:t xml:space="preserve"> efficace</w:t>
             </w:r>
           </w:p>
         </w:tc>
@@ -8209,7 +8318,13 @@
               <w:rPr>
                 <w:lang w:val="fr-SN"/>
               </w:rPr>
-              <w:t>Difficulté de traçabilité des opérations</w:t>
+              <w:t>Absence</w:t>
+            </w:r>
+            <w:r>
+              <w:rPr>
+                <w:lang w:val="fr-SN"/>
+              </w:rPr>
+              <w:t xml:space="preserve"> de traçabilité des opérations</w:t>
             </w:r>
           </w:p>
         </w:tc>
@@ -8349,7 +8464,18 @@
           <w:szCs w:val="22"/>
           <w:lang w:val="fr-SN"/>
         </w:rPr>
-        <w:t>M . BASSE, Enseignant</w:t>
+        <w:t>Moussa DIOP</w:t>
+      </w:r>
+      <w:r>
+        <w:rPr>
+          <w:b/>
+          <w:bCs/>
+          <w:color w:val="C55A11"/>
+          <w:sz w:val="22"/>
+          <w:szCs w:val="22"/>
+          <w:lang w:val="fr-SN"/>
+        </w:rPr>
+        <w:t>, Enseignant</w:t>
       </w:r>
     </w:p>
     <w:p>
@@ -8430,8 +8556,13 @@
           </w:tcPr>
           <w:p>
             <w:r>
-              <w:t>M; BASSE</w:t>
-            </w:r>
+              <w:t xml:space="preserve">Moussa </w:t>
+            </w:r>
+            <w:proofErr w:type="spellStart"/>
+            <w:r>
+              <w:t>Diop</w:t>
+            </w:r>
+            <w:proofErr w:type="spellEnd"/>
           </w:p>
         </w:tc>
       </w:tr>
@@ -8485,7 +8616,7 @@
           </w:tcPr>
           <w:p>
             <w:r>
-              <w:t>??</w:t>
+              <w:t>35</w:t>
             </w:r>
           </w:p>
         </w:tc>
@@ -8617,7 +8748,31 @@
               <w:rPr>
                 <w:lang w:val="fr-SN"/>
               </w:rPr>
-              <w:t>, Réduire les délais de traitement des demandes, Eviter les ruptures pendant les périodes de forte demande, Garantir les bonnes conditions d’enseignement.</w:t>
+              <w:t xml:space="preserve">, </w:t>
+            </w:r>
+            <w:r>
+              <w:rPr>
+                <w:lang w:val="fr-SN"/>
+              </w:rPr>
+              <w:t>r</w:t>
+            </w:r>
+            <w:r>
+              <w:rPr>
+                <w:lang w:val="fr-SN"/>
+              </w:rPr>
+              <w:t xml:space="preserve">éduire les délais de traitement des demandes, Eviter les ruptures pendant les périodes de forte demande, </w:t>
+            </w:r>
+            <w:r>
+              <w:rPr>
+                <w:lang w:val="fr-SN"/>
+              </w:rPr>
+              <w:t>g</w:t>
+            </w:r>
+            <w:r>
+              <w:rPr>
+                <w:lang w:val="fr-SN"/>
+              </w:rPr>
+              <w:t>arantir les bonnes conditions d’enseignement.</w:t>
             </w:r>
           </w:p>
         </w:tc>
@@ -8724,6 +8879,7 @@
             </w:tcMar>
           </w:tcPr>
           <w:p>
+            <w:proofErr w:type="spellStart"/>
             <w:r>
               <w:rPr>
                 <w:b/>
@@ -8734,6 +8890,7 @@
               </w:rPr>
               <w:t>Comportements</w:t>
             </w:r>
+            <w:proofErr w:type="spellEnd"/>
           </w:p>
         </w:tc>
         <w:tc>
@@ -8875,7 +9032,18 @@
           <w:szCs w:val="22"/>
           <w:lang w:val="fr-SN"/>
         </w:rPr>
-        <w:t>M . BASSE, Enseignant</w:t>
+        <w:t>Moussa DIOP</w:t>
+      </w:r>
+      <w:r>
+        <w:rPr>
+          <w:b/>
+          <w:bCs/>
+          <w:color w:val="C55A11"/>
+          <w:sz w:val="22"/>
+          <w:szCs w:val="22"/>
+          <w:lang w:val="fr-SN"/>
+        </w:rPr>
+        <w:t>, Enseignant</w:t>
       </w:r>
     </w:p>
     <w:p>
@@ -9987,7 +10155,31 @@
               <w:rPr>
                 <w:lang w:val="fr-SN"/>
               </w:rPr>
-              <w:t>Absence de système d’information précis</w:t>
+              <w:t xml:space="preserve">Absence de </w:t>
+            </w:r>
+            <w:r>
+              <w:rPr>
+                <w:lang w:val="fr-SN"/>
+              </w:rPr>
+              <w:t>S</w:t>
+            </w:r>
+            <w:r>
+              <w:rPr>
+                <w:lang w:val="fr-SN"/>
+              </w:rPr>
+              <w:t>ystème d’</w:t>
+            </w:r>
+            <w:r>
+              <w:rPr>
+                <w:lang w:val="fr-SN"/>
+              </w:rPr>
+              <w:t>I</w:t>
+            </w:r>
+            <w:r>
+              <w:rPr>
+                <w:lang w:val="fr-SN"/>
+              </w:rPr>
+              <w:t>nformation précis</w:t>
             </w:r>
           </w:p>
         </w:tc>
@@ -10427,7 +10619,7 @@
           </w:tcPr>
           <w:p>
             <w:r>
-              <w:t>??</w:t>
+              <w:t>20</w:t>
             </w:r>
           </w:p>
         </w:tc>
@@ -10490,7 +10682,13 @@
               <w:rPr>
                 <w:lang w:val="fr-SN"/>
               </w:rPr>
-              <w:t>Responsable D2A</w:t>
+              <w:t xml:space="preserve">Responsable </w:t>
+            </w:r>
+            <w:r>
+              <w:rPr>
+                <w:lang w:val="fr-SN"/>
+              </w:rPr>
+              <w:t>de classe</w:t>
             </w:r>
           </w:p>
         </w:tc>
@@ -10636,7 +10834,19 @@
               <w:rPr>
                 <w:lang w:val="fr-SN"/>
               </w:rPr>
-              <w:t>Manques fréquents de matériel perturbant les cours et les travaux, Matériel parfois indisponible surtout pendant les examens.</w:t>
+              <w:t>Manques fréquents de matériel</w:t>
+            </w:r>
+            <w:r>
+              <w:rPr>
+                <w:lang w:val="fr-SN"/>
+              </w:rPr>
+              <w:t>,</w:t>
+            </w:r>
+            <w:r>
+              <w:rPr>
+                <w:lang w:val="fr-SN"/>
+              </w:rPr>
+              <w:t xml:space="preserve"> perturbant les cours et les travaux, Matériel parfois indisponible surtout pendant les examens.</w:t>
             </w:r>
           </w:p>
         </w:tc>
@@ -10660,6 +10870,7 @@
             </w:tcMar>
           </w:tcPr>
           <w:p>
+            <w:proofErr w:type="spellStart"/>
             <w:r>
               <w:rPr>
                 <w:b/>
@@ -10670,6 +10881,7 @@
               </w:rPr>
               <w:t>Comportements</w:t>
             </w:r>
+            <w:proofErr w:type="spellEnd"/>
           </w:p>
         </w:tc>
         <w:tc>
@@ -10699,7 +10911,19 @@
               <w:rPr>
                 <w:lang w:val="fr-SN"/>
               </w:rPr>
-              <w:t>Subit les perturbations lorsqu’il manque du matériel, Demande directement du matériel lorsque celui-ci n’est pas disponible en classe.</w:t>
+              <w:t xml:space="preserve">Est chargé de récupérer le matériel auprès du comptable des matières </w:t>
+            </w:r>
+            <w:r>
+              <w:rPr>
+                <w:lang w:val="fr-SN"/>
+              </w:rPr>
+              <w:t>Demande directement du matériel lorsque celui-ci</w:t>
+            </w:r>
+            <w:r>
+              <w:rPr>
+                <w:lang w:val="fr-SN"/>
+              </w:rPr>
+              <w:t xml:space="preserve"> n’est pas disponible en classe.</w:t>
             </w:r>
           </w:p>
         </w:tc>
@@ -10762,7 +10986,19 @@
               <w:rPr>
                 <w:lang w:val="fr-SN"/>
               </w:rPr>
+              <w:t>« </w:t>
+            </w:r>
+            <w:r>
+              <w:rPr>
+                <w:lang w:val="fr-SN"/>
+              </w:rPr>
               <w:t>Les manques de matériel rendent souvent les cours et les travaux plus difficiles.</w:t>
+            </w:r>
+            <w:r>
+              <w:rPr>
+                <w:lang w:val="fr-SN"/>
+              </w:rPr>
+              <w:t> »</w:t>
             </w:r>
           </w:p>
         </w:tc>
@@ -11057,7 +11293,7 @@
                 <w:szCs w:val="19"/>
                 <w:lang w:val="fr-SN"/>
               </w:rPr>
-              <w:t>« Il</w:t>
+              <w:t>Il</w:t>
             </w:r>
             <w:r>
               <w:rPr>
@@ -11068,7 +11304,7 @@
                 <w:szCs w:val="19"/>
                 <w:lang w:val="fr-SN"/>
               </w:rPr>
-              <w:t xml:space="preserve"> pense un suivi numérique améliorerait la disponibilité du matériel</w:t>
+              <w:t xml:space="preserve"> pense </w:t>
             </w:r>
             <w:r>
               <w:rPr>
@@ -11079,7 +11315,7 @@
                 <w:szCs w:val="19"/>
                 <w:lang w:val="fr-SN"/>
               </w:rPr>
-              <w:t>.</w:t>
+              <w:t>qu’</w:t>
             </w:r>
             <w:r>
               <w:rPr>
@@ -11090,7 +11326,29 @@
                 <w:szCs w:val="19"/>
                 <w:lang w:val="fr-SN"/>
               </w:rPr>
-              <w:t xml:space="preserve"> »</w:t>
+              <w:t>un suivi numérique améliorerait la disponibilité du matériel</w:t>
+            </w:r>
+            <w:r>
+              <w:rPr>
+                <w:i/>
+                <w:iCs/>
+                <w:color w:val="FFFFFF"/>
+                <w:sz w:val="19"/>
+                <w:szCs w:val="19"/>
+                <w:lang w:val="fr-SN"/>
+              </w:rPr>
+              <w:t>.</w:t>
+            </w:r>
+            <w:r>
+              <w:rPr>
+                <w:i/>
+                <w:iCs/>
+                <w:color w:val="FFFFFF"/>
+                <w:sz w:val="19"/>
+                <w:szCs w:val="19"/>
+                <w:lang w:val="fr-SN"/>
+              </w:rPr>
+              <w:t xml:space="preserve"> </w:t>
             </w:r>
           </w:p>
         </w:tc>
@@ -12254,7 +12512,42 @@
           <w:szCs w:val="22"/>
           <w:lang w:val="fr-SN"/>
         </w:rPr>
-        <w:t>Pr Bachir DEME, Chef de département TIC</w:t>
+        <w:t xml:space="preserve">Dr </w:t>
+      </w:r>
+      <w:proofErr w:type="spellStart"/>
+      <w:r>
+        <w:rPr>
+          <w:b/>
+          <w:bCs/>
+          <w:color w:val="C55A11"/>
+          <w:sz w:val="22"/>
+          <w:szCs w:val="22"/>
+          <w:lang w:val="fr-SN"/>
+        </w:rPr>
+        <w:t>Seynabou</w:t>
+      </w:r>
+      <w:proofErr w:type="spellEnd"/>
+      <w:r>
+        <w:rPr>
+          <w:b/>
+          <w:bCs/>
+          <w:color w:val="C55A11"/>
+          <w:sz w:val="22"/>
+          <w:szCs w:val="22"/>
+          <w:lang w:val="fr-SN"/>
+        </w:rPr>
+        <w:t xml:space="preserve"> Dieng</w:t>
+      </w:r>
+      <w:r>
+        <w:rPr>
+          <w:b/>
+          <w:bCs/>
+          <w:color w:val="C55A11"/>
+          <w:sz w:val="22"/>
+          <w:szCs w:val="22"/>
+          <w:lang w:val="fr-SN"/>
+        </w:rPr>
+        <w:t>, Chef de département TIC</w:t>
       </w:r>
     </w:p>
     <w:p>
@@ -12334,9 +12627,19 @@
             </w:tcMar>
           </w:tcPr>
           <w:p>
-            <w:r>
-              <w:t>Bachir DEME</w:t>
-            </w:r>
+            <w:proofErr w:type="spellStart"/>
+            <w:r>
+              <w:t>Seynabou</w:t>
+            </w:r>
+            <w:proofErr w:type="spellEnd"/>
+            <w:r>
+              <w:t xml:space="preserve"> </w:t>
+            </w:r>
+            <w:proofErr w:type="spellStart"/>
+            <w:r>
+              <w:t>Dieng</w:t>
+            </w:r>
+            <w:proofErr w:type="spellEnd"/>
           </w:p>
         </w:tc>
       </w:tr>
@@ -12390,7 +12693,7 @@
           </w:tcPr>
           <w:p>
             <w:r>
-              <w:t>??</w:t>
+              <w:t>30</w:t>
             </w:r>
           </w:p>
         </w:tc>
@@ -12453,7 +12756,7 @@
               <w:rPr>
                 <w:lang w:val="fr-SN"/>
               </w:rPr>
-              <w:t>Chef de département TIC</w:t>
+              <w:t>Chef de département</w:t>
             </w:r>
           </w:p>
         </w:tc>
@@ -12516,7 +12819,19 @@
               <w:rPr>
                 <w:lang w:val="fr-SN"/>
               </w:rPr>
-              <w:t>Assurer la disponibilité des ressources pédagogiques pour le département TIC, Améliorer le suivi des stocks et des équipements.</w:t>
+              <w:t>Assurer la disponibilité des ressources p</w:t>
+            </w:r>
+            <w:r>
+              <w:rPr>
+                <w:lang w:val="fr-SN"/>
+              </w:rPr>
+              <w:t xml:space="preserve">édagogiques pour le département </w:t>
+            </w:r>
+            <w:r>
+              <w:rPr>
+                <w:lang w:val="fr-SN"/>
+              </w:rPr>
+              <w:t>, Améliorer le suivi des stocks et des équipements.</w:t>
             </w:r>
           </w:p>
         </w:tc>
@@ -12609,6 +12924,7 @@
             </w:tcMar>
           </w:tcPr>
           <w:p>
+            <w:proofErr w:type="spellStart"/>
             <w:r>
               <w:rPr>
                 <w:b/>
@@ -12619,6 +12935,7 @@
               </w:rPr>
               <w:t>Comportements</w:t>
             </w:r>
+            <w:proofErr w:type="spellEnd"/>
           </w:p>
         </w:tc>
         <w:tc>
@@ -12711,7 +13028,31 @@
               <w:rPr>
                 <w:lang w:val="fr-SN"/>
               </w:rPr>
-              <w:t>J’attends un suivi numérique qui permette un suivi des stocks en temps réel, Nous collaborons à travers des réunions et échanges d’informations.</w:t>
+              <w:t>« </w:t>
+            </w:r>
+            <w:r>
+              <w:rPr>
+                <w:lang w:val="fr-SN"/>
+              </w:rPr>
+              <w:t xml:space="preserve">J’attends un suivi numérique qui permette un suivi des stocks en temps réel, </w:t>
+            </w:r>
+            <w:r>
+              <w:rPr>
+                <w:lang w:val="fr-SN"/>
+              </w:rPr>
+              <w:t>n</w:t>
+            </w:r>
+            <w:r>
+              <w:rPr>
+                <w:lang w:val="fr-SN"/>
+              </w:rPr>
+              <w:t>ous collaborons à travers des réunions et échanges d’informations.</w:t>
+            </w:r>
+            <w:r>
+              <w:rPr>
+                <w:lang w:val="fr-SN"/>
+              </w:rPr>
+              <w:t> »</w:t>
             </w:r>
           </w:p>
         </w:tc>
@@ -13172,6 +13513,7 @@
           <w:szCs w:val="22"/>
           <w:lang w:val="fr-SN"/>
         </w:rPr>
+        <w:lastRenderedPageBreak/>
         <w:t>Synthèse de</w:t>
       </w:r>
       <w:r>
@@ -14212,7 +14554,51 @@
           <w:szCs w:val="22"/>
           <w:lang w:val="fr-SN"/>
         </w:rPr>
-        <w:t xml:space="preserve">Dr Abdourahim Gaye, Responsable licence D2A </w:t>
+        <w:t xml:space="preserve">Dr Abdourahim </w:t>
+      </w:r>
+      <w:r>
+        <w:rPr>
+          <w:b/>
+          <w:bCs/>
+          <w:color w:val="C55A11"/>
+          <w:sz w:val="22"/>
+          <w:szCs w:val="22"/>
+          <w:lang w:val="fr-SN"/>
+        </w:rPr>
+        <w:t>Faye</w:t>
+      </w:r>
+      <w:r>
+        <w:rPr>
+          <w:b/>
+          <w:bCs/>
+          <w:color w:val="C55A11"/>
+          <w:sz w:val="22"/>
+          <w:szCs w:val="22"/>
+          <w:lang w:val="fr-SN"/>
+        </w:rPr>
+        <w:t xml:space="preserve">, Responsable </w:t>
+      </w:r>
+      <w:r>
+        <w:rPr>
+          <w:b/>
+          <w:bCs/>
+          <w:color w:val="C55A11"/>
+          <w:sz w:val="22"/>
+          <w:szCs w:val="22"/>
+          <w:lang w:val="fr-SN"/>
+        </w:rPr>
+        <w:t>de formation</w:t>
+      </w:r>
+      <w:r>
+        <w:rPr>
+          <w:b/>
+          <w:bCs/>
+          <w:color w:val="C55A11"/>
+          <w:sz w:val="22"/>
+          <w:szCs w:val="22"/>
+          <w:lang w:val="fr-SN"/>
+        </w:rPr>
+        <w:t xml:space="preserve"> </w:t>
       </w:r>
     </w:p>
     <w:p>
@@ -14292,8 +14678,19 @@
             </w:tcMar>
           </w:tcPr>
           <w:p>
-            <w:r>
-              <w:t>Abdourahim Gaye</w:t>
+            <w:proofErr w:type="spellStart"/>
+            <w:r>
+              <w:t>Abdourahim</w:t>
+            </w:r>
+            <w:proofErr w:type="spellEnd"/>
+            <w:r>
+              <w:t xml:space="preserve"> </w:t>
+            </w:r>
+            <w:r>
+              <w:t>F</w:t>
+            </w:r>
+            <w:r>
+              <w:t>aye</w:t>
             </w:r>
           </w:p>
         </w:tc>
@@ -14348,7 +14745,7 @@
           </w:tcPr>
           <w:p>
             <w:r>
-              <w:t>??</w:t>
+              <w:t>38</w:t>
             </w:r>
           </w:p>
         </w:tc>
@@ -14411,7 +14808,13 @@
               <w:rPr>
                 <w:lang w:val="fr-SN"/>
               </w:rPr>
-              <w:t>Responsable licence D2A</w:t>
+              <w:t xml:space="preserve">Responsable </w:t>
+            </w:r>
+            <w:r>
+              <w:rPr>
+                <w:lang w:val="fr-SN"/>
+              </w:rPr>
+              <w:t>de formation</w:t>
             </w:r>
           </w:p>
         </w:tc>
@@ -14474,7 +14877,31 @@
               <w:rPr>
                 <w:lang w:val="fr-SN"/>
               </w:rPr>
-              <w:t>Assurer des cours de développement et d’administration d’applications dans de bonnes conditions, Disposer d’équipements fonctionnels.</w:t>
+              <w:t xml:space="preserve">Assurer </w:t>
+            </w:r>
+            <w:r>
+              <w:rPr>
+                <w:lang w:val="fr-SN"/>
+              </w:rPr>
+              <w:t xml:space="preserve">le déroulement </w:t>
+            </w:r>
+            <w:r>
+              <w:rPr>
+                <w:lang w:val="fr-SN"/>
+              </w:rPr>
+              <w:t xml:space="preserve">des cours dans de bonnes conditions, </w:t>
+            </w:r>
+            <w:r>
+              <w:rPr>
+                <w:lang w:val="fr-SN"/>
+              </w:rPr>
+              <w:t>d</w:t>
+            </w:r>
+            <w:r>
+              <w:rPr>
+                <w:lang w:val="fr-SN"/>
+              </w:rPr>
+              <w:t>isposer d’équipements fonctionnels.</w:t>
             </w:r>
           </w:p>
         </w:tc>
@@ -14567,6 +14994,7 @@
             </w:tcMar>
           </w:tcPr>
           <w:p>
+            <w:proofErr w:type="spellStart"/>
             <w:r>
               <w:rPr>
                 <w:b/>
@@ -14577,6 +15005,7 @@
               </w:rPr>
               <w:t>Comportements</w:t>
             </w:r>
+            <w:proofErr w:type="spellEnd"/>
           </w:p>
         </w:tc>
         <w:tc>
@@ -14608,14 +15037,12 @@
               </w:rPr>
               <w:t xml:space="preserve">Adresse des demandes écrites au responsable du stock ou </w:t>
             </w:r>
-            <w:proofErr w:type="spellStart"/>
-            <w:r>
-              <w:rPr>
-                <w:lang w:val="fr-SN"/>
-              </w:rPr>
-              <w:t>a</w:t>
-            </w:r>
-            <w:proofErr w:type="spellEnd"/>
+            <w:r>
+              <w:rPr>
+                <w:lang w:val="fr-SN"/>
+              </w:rPr>
+              <w:t>à</w:t>
+            </w:r>
             <w:r>
               <w:rPr>
                 <w:lang w:val="fr-SN"/>
@@ -14736,7 +15163,42 @@
           <w:szCs w:val="22"/>
           <w:lang w:val="fr-SN"/>
         </w:rPr>
-        <w:t xml:space="preserve">Dr Abdourahim Gaye, Responsable licence D2A </w:t>
+        <w:t xml:space="preserve">Dr </w:t>
+      </w:r>
+      <w:proofErr w:type="spellStart"/>
+      <w:r>
+        <w:rPr>
+          <w:b/>
+          <w:bCs/>
+          <w:color w:val="C55A11"/>
+          <w:sz w:val="22"/>
+          <w:szCs w:val="22"/>
+          <w:lang w:val="fr-SN"/>
+        </w:rPr>
+        <w:t>Abdourahim</w:t>
+      </w:r>
+      <w:proofErr w:type="spellEnd"/>
+      <w:r>
+        <w:rPr>
+          <w:b/>
+          <w:bCs/>
+          <w:color w:val="C55A11"/>
+          <w:sz w:val="22"/>
+          <w:szCs w:val="22"/>
+          <w:lang w:val="fr-SN"/>
+        </w:rPr>
+        <w:t xml:space="preserve"> </w:t>
+      </w:r>
+      <w:r>
+        <w:rPr>
+          <w:b/>
+          <w:bCs/>
+          <w:color w:val="C55A11"/>
+          <w:sz w:val="22"/>
+          <w:szCs w:val="22"/>
+          <w:lang w:val="fr-SN"/>
+        </w:rPr>
+        <w:t>Faye</w:t>
       </w:r>
     </w:p>
     <w:p>
@@ -15221,6 +15683,7 @@
                 <w:sz w:val="18"/>
                 <w:szCs w:val="18"/>
               </w:rPr>
+              <w:lastRenderedPageBreak/>
               <w:t>#</w:t>
             </w:r>
           </w:p>
@@ -16166,8 +16629,9 @@
           <w:szCs w:val="22"/>
           <w:lang w:val="fr-SN"/>
         </w:rPr>
-        <w:t>Persona 7 : M. Babacar Sall, Technicien de</w:t>
+        <w:t xml:space="preserve">Persona 7 : </w:t>
       </w:r>
+      <w:proofErr w:type="spellStart"/>
       <w:r>
         <w:rPr>
           <w:b/>
@@ -16177,7 +16641,54 @@
           <w:szCs w:val="22"/>
           <w:lang w:val="fr-SN"/>
         </w:rPr>
-        <w:t xml:space="preserve"> laboratoire TIC</w:t>
+        <w:t>Penda</w:t>
+      </w:r>
+      <w:proofErr w:type="spellEnd"/>
+      <w:r>
+        <w:rPr>
+          <w:b/>
+          <w:bCs/>
+          <w:color w:val="C55A11"/>
+          <w:sz w:val="22"/>
+          <w:szCs w:val="22"/>
+          <w:lang w:val="fr-SN"/>
+        </w:rPr>
+        <w:t xml:space="preserve"> </w:t>
+      </w:r>
+      <w:proofErr w:type="spellStart"/>
+      <w:r>
+        <w:rPr>
+          <w:b/>
+          <w:bCs/>
+          <w:color w:val="C55A11"/>
+          <w:sz w:val="22"/>
+          <w:szCs w:val="22"/>
+          <w:lang w:val="fr-SN"/>
+        </w:rPr>
+        <w:t>Bakhoum</w:t>
+      </w:r>
+      <w:proofErr w:type="spellEnd"/>
+      <w:r>
+        <w:rPr>
+          <w:b/>
+          <w:bCs/>
+          <w:color w:val="C55A11"/>
+          <w:sz w:val="22"/>
+          <w:szCs w:val="22"/>
+          <w:lang w:val="fr-SN"/>
+        </w:rPr>
+        <w:t>, Technicien de</w:t>
+      </w:r>
+      <w:r>
+        <w:rPr>
+          <w:b/>
+          <w:bCs/>
+          <w:color w:val="C55A11"/>
+          <w:sz w:val="22"/>
+          <w:szCs w:val="22"/>
+          <w:lang w:val="fr-SN"/>
+        </w:rPr>
+        <w:t xml:space="preserve"> laboratoire Informatique</w:t>
       </w:r>
     </w:p>
     <w:p>
@@ -16258,8 +16769,13 @@
           </w:tcPr>
           <w:p>
             <w:r>
-              <w:t>Babacar Sall</w:t>
-            </w:r>
+              <w:t xml:space="preserve">Penda </w:t>
+            </w:r>
+            <w:proofErr w:type="spellStart"/>
+            <w:r>
+              <w:t>Bakhoum</w:t>
+            </w:r>
+            <w:proofErr w:type="spellEnd"/>
           </w:p>
         </w:tc>
       </w:tr>
@@ -16313,7 +16829,7 @@
           </w:tcPr>
           <w:p>
             <w:r>
-              <w:t>??</w:t>
+              <w:t>25</w:t>
             </w:r>
           </w:p>
         </w:tc>
@@ -16502,7 +17018,41 @@
               <w:rPr>
                 <w:lang w:val="fr-SN"/>
               </w:rPr>
-              <w:t>Pertes de matériels causées par des étudiants ayant cartouchés ( étudiants diplomés/sortants</w:t>
+              <w:t xml:space="preserve">Pertes de matériels causées par des étudiants ayant </w:t>
+            </w:r>
+            <w:proofErr w:type="spellStart"/>
+            <w:r>
+              <w:rPr>
+                <w:lang w:val="fr-SN"/>
+              </w:rPr>
+              <w:t>cartouchés</w:t>
+            </w:r>
+            <w:proofErr w:type="spellEnd"/>
+            <w:r>
+              <w:rPr>
+                <w:lang w:val="fr-SN"/>
+              </w:rPr>
+              <w:t xml:space="preserve"> ( étudiants </w:t>
+            </w:r>
+            <w:proofErr w:type="spellStart"/>
+            <w:r>
+              <w:rPr>
+                <w:lang w:val="fr-SN"/>
+              </w:rPr>
+              <w:t>diplomés</w:t>
+            </w:r>
+            <w:proofErr w:type="spellEnd"/>
+            <w:r>
+              <w:rPr>
+                <w:lang w:val="fr-SN"/>
+              </w:rPr>
+              <w:t>/sortants</w:t>
+            </w:r>
+            <w:r>
+              <w:rPr>
+                <w:lang w:val="fr-SN"/>
+              </w:rPr>
+              <w:t>)</w:t>
             </w:r>
           </w:p>
         </w:tc>
@@ -16526,6 +17076,7 @@
             </w:tcMar>
           </w:tcPr>
           <w:p>
+            <w:proofErr w:type="spellStart"/>
             <w:r>
               <w:rPr>
                 <w:b/>
@@ -16536,6 +17087,7 @@
               </w:rPr>
               <w:t>Comportements</w:t>
             </w:r>
+            <w:proofErr w:type="spellEnd"/>
           </w:p>
         </w:tc>
         <w:tc>
@@ -16628,8 +17180,22 @@
               <w:rPr>
                 <w:lang w:val="fr-SN"/>
               </w:rPr>
-              <w:t>Pertes de matériels pour des étudiants ayant cartouchés</w:t>
-            </w:r>
+              <w:t>Pertes de matériels pou</w:t>
+            </w:r>
+            <w:r>
+              <w:rPr>
+                <w:lang w:val="fr-SN"/>
+              </w:rPr>
+              <w:t xml:space="preserve">r des étudiants ayant </w:t>
+            </w:r>
+            <w:proofErr w:type="spellStart"/>
+            <w:r>
+              <w:rPr>
+                <w:lang w:val="fr-SN"/>
+              </w:rPr>
+              <w:t>cartouché</w:t>
+            </w:r>
+            <w:proofErr w:type="spellEnd"/>
           </w:p>
         </w:tc>
       </w:tr>
@@ -16672,6 +17238,7 @@
         </w:rPr>
         <w:t xml:space="preserve">Carte d'empathie — : </w:t>
       </w:r>
+      <w:proofErr w:type="spellStart"/>
       <w:r>
         <w:rPr>
           <w:b/>
@@ -16681,8 +17248,9 @@
           <w:szCs w:val="22"/>
           <w:lang w:val="fr-SN"/>
         </w:rPr>
-        <w:t>M. Babacar Sall, Technicien de</w:t>
+        <w:t>Penda</w:t>
       </w:r>
+      <w:proofErr w:type="spellEnd"/>
       <w:r>
         <w:rPr>
           <w:b/>
@@ -16692,8 +17260,21 @@
           <w:szCs w:val="22"/>
           <w:lang w:val="fr-SN"/>
         </w:rPr>
-        <w:t xml:space="preserve"> laboratoire TIC</w:t>
+        <w:t xml:space="preserve"> </w:t>
       </w:r>
+      <w:proofErr w:type="spellStart"/>
+      <w:r>
+        <w:rPr>
+          <w:b/>
+          <w:bCs/>
+          <w:color w:val="C55A11"/>
+          <w:sz w:val="22"/>
+          <w:szCs w:val="22"/>
+          <w:lang w:val="fr-SN"/>
+        </w:rPr>
+        <w:t>Bakhoum</w:t>
+      </w:r>
+      <w:proofErr w:type="spellEnd"/>
     </w:p>
     <w:p>
       <w:pPr>
@@ -17155,7 +17736,6 @@
                 <w:sz w:val="18"/>
                 <w:szCs w:val="18"/>
               </w:rPr>
-              <w:lastRenderedPageBreak/>
               <w:t>#</w:t>
             </w:r>
           </w:p>
@@ -17470,6 +18050,7 @@
                 <w:sz w:val="18"/>
                 <w:szCs w:val="18"/>
               </w:rPr>
+              <w:lastRenderedPageBreak/>
               <w:t>2</w:t>
             </w:r>
           </w:p>
@@ -17532,8 +18113,16 @@
               <w:rPr>
                 <w:lang w:val="fr-SN"/>
               </w:rPr>
-              <w:t>Etudiant ayant cartouché</w:t>
-            </w:r>
+              <w:t xml:space="preserve">Etudiant </w:t>
+            </w:r>
+            <w:r>
+              <w:rPr>
+                <w:lang w:val="fr-SN"/>
+              </w:rPr>
+              <w:t>sortants</w:t>
+            </w:r>
+            <w:bookmarkStart w:id="0" w:name="_GoBack"/>
+            <w:bookmarkEnd w:id="0"/>
           </w:p>
         </w:tc>
         <w:tc>
@@ -19018,7 +19607,7 @@
 </file>
 
 <file path=customXml/itemProps1.xml><?xml version="1.0" encoding="utf-8"?>
-<ds:datastoreItem xmlns:ds="http://schemas.openxmlformats.org/officeDocument/2006/customXml" ds:itemID="{BC9A3FB8-EA0B-4655-9B29-93E76B340E6F}">
+<ds:datastoreItem xmlns:ds="http://schemas.openxmlformats.org/officeDocument/2006/customXml" ds:itemID="{85549F72-0981-43B5-BCCA-5FC47BEAAC6E}">
   <ds:schemaRefs>
     <ds:schemaRef ds:uri="http://schemas.openxmlformats.org/officeDocument/2006/bibliography"/>
   </ds:schemaRefs>
